--- a/ECONOMIC DATA WAREHOUSE ANALYTICS REPORT.docx
+++ b/ECONOMIC DATA WAREHOUSE ANALYTICS REPORT.docx
@@ -35,13 +35,6 @@
       </w:r>
     </w:p>
     <w:p>
-      <w:r>
-        <w:pict w14:anchorId="4FE0242A">
-          <v:rect id="_x0000_i1175" style="width:0;height:1.5pt" o:hralign="center" o:hrstd="t" o:hr="t" fillcolor="#a0a0a0" stroked="f"/>
-        </w:pict>
-      </w:r>
-    </w:p>
-    <w:p>
       <w:pPr>
         <w:rPr>
           <w:b/>
@@ -265,13 +258,6 @@
       </w:r>
     </w:p>
     <w:p>
-      <w:r>
-        <w:pict w14:anchorId="64D84FF3">
-          <v:rect id="_x0000_i1176" style="width:0;height:1.5pt" o:hralign="center" o:hrstd="t" o:hr="t" fillcolor="#a0a0a0" stroked="f"/>
-        </w:pict>
-      </w:r>
-    </w:p>
-    <w:p>
       <w:pPr>
         <w:rPr>
           <w:b/>
@@ -298,12 +284,12 @@
           <w:b/>
           <w:bCs/>
         </w:rPr>
+        <w:t>Primary Objective</w:t>
+      </w:r>
+    </w:p>
+    <w:p>
+      <w:r>
         <w:lastRenderedPageBreak/>
-        <w:t>Primary Objective</w:t>
-      </w:r>
-    </w:p>
-    <w:p>
-      <w:r>
         <w:t xml:space="preserve">To design a </w:t>
       </w:r>
       <w:r>
@@ -430,13 +416,6 @@
       </w:r>
     </w:p>
     <w:p>
-      <w:r>
-        <w:pict w14:anchorId="597FFE4F">
-          <v:rect id="_x0000_i1177" style="width:0;height:1.5pt" o:hralign="center" o:hrstd="t" o:hr="t" fillcolor="#a0a0a0" stroked="f"/>
-        </w:pict>
-      </w:r>
-    </w:p>
-    <w:p>
       <w:pPr>
         <w:rPr>
           <w:b/>
@@ -540,7 +519,13 @@
         </w:numPr>
       </w:pPr>
       <w:r>
-        <w:t xml:space="preserve">Wide format (year columns 2005–2024) </w:t>
+        <w:t>Wide format (year columns 2005</w:t>
+      </w:r>
+      <w:r>
+        <w:t>-</w:t>
+      </w:r>
+      <w:r>
+        <w:t xml:space="preserve">2024) </w:t>
       </w:r>
     </w:p>
     <w:p>
@@ -630,7 +615,6 @@
         </w:numPr>
       </w:pPr>
       <w:r>
-        <w:lastRenderedPageBreak/>
         <w:t xml:space="preserve">Stability Score </w:t>
       </w:r>
     </w:p>
@@ -653,6 +637,7 @@
         </w:numPr>
       </w:pPr>
       <w:r>
+        <w:lastRenderedPageBreak/>
         <w:t xml:space="preserve">Binary flags (strong economy / stress) </w:t>
       </w:r>
     </w:p>
@@ -743,13 +728,6 @@
       </w:r>
     </w:p>
     <w:p>
-      <w:r>
-        <w:pict w14:anchorId="1E4BFF28">
-          <v:rect id="_x0000_i1178" style="width:0;height:1.5pt" o:hralign="center" o:hrstd="t" o:hr="t" fillcolor="#a0a0a0" stroked="f"/>
-        </w:pict>
-      </w:r>
-    </w:p>
-    <w:p>
       <w:pPr>
         <w:rPr>
           <w:b/>
@@ -867,13 +845,6 @@
       </w:r>
     </w:p>
     <w:p>
-      <w:r>
-        <w:pict w14:anchorId="64886EEE">
-          <v:rect id="_x0000_i1179" style="width:0;height:1.5pt" o:hralign="center" o:hrstd="t" o:hr="t" fillcolor="#a0a0a0" stroked="f"/>
-        </w:pict>
-      </w:r>
-    </w:p>
-    <w:p>
       <w:pPr>
         <w:rPr>
           <w:b/>
@@ -911,7 +882,6 @@
         </w:numPr>
       </w:pPr>
       <w:r>
-        <w:lastRenderedPageBreak/>
         <w:t xml:space="preserve">Penalizes: </w:t>
       </w:r>
     </w:p>
@@ -950,14 +920,8 @@
     </w:p>
     <w:p>
       <w:r>
+        <w:lastRenderedPageBreak/>
         <w:t>Used to identify macroeconomic resilience.</w:t>
-      </w:r>
-    </w:p>
-    <w:p>
-      <w:r>
-        <w:pict w14:anchorId="611492A6">
-          <v:rect id="_x0000_i1180" style="width:0;height:1.5pt" o:hralign="center" o:hrstd="t" o:hr="t" fillcolor="#a0a0a0" stroked="f"/>
-        </w:pict>
       </w:r>
     </w:p>
     <w:p>
@@ -1146,13 +1110,6 @@
       </w:r>
     </w:p>
     <w:p>
-      <w:r>
-        <w:pict w14:anchorId="6D4AE39C">
-          <v:rect id="_x0000_i1181" style="width:0;height:1.5pt" o:hralign="center" o:hrstd="t" o:hr="t" fillcolor="#a0a0a0" stroked="f"/>
-        </w:pict>
-      </w:r>
-    </w:p>
-    <w:p>
       <w:pPr>
         <w:rPr>
           <w:b/>
@@ -1165,13 +1122,6 @@
           <w:bCs/>
         </w:rPr>
         <w:t>5. Key Insights (Country-Level)</w:t>
-      </w:r>
-    </w:p>
-    <w:p>
-      <w:r>
-        <w:pict w14:anchorId="6D0ADACB">
-          <v:rect id="_x0000_i1182" style="width:0;height:1.5pt" o:hralign="center" o:hrstd="t" o:hr="t" fillcolor="#a0a0a0" stroked="f"/>
-        </w:pict>
       </w:r>
     </w:p>
     <w:p>
@@ -1298,7 +1248,6 @@
           <w:b/>
           <w:bCs/>
         </w:rPr>
-        <w:lastRenderedPageBreak/>
         <w:t>Visualization ideas:</w:t>
       </w:r>
     </w:p>
@@ -1314,34 +1263,122 @@
       </w:r>
     </w:p>
     <w:p>
-      <w:pPr>
-        <w:numPr>
-          <w:ilvl w:val="0"/>
-          <w:numId w:val="12"/>
-        </w:numPr>
-      </w:pPr>
-      <w:r>
-        <w:t xml:space="preserve">Inflation volatility heatmap </w:t>
-      </w:r>
-    </w:p>
-    <w:p>
-      <w:pPr>
-        <w:numPr>
-          <w:ilvl w:val="0"/>
-          <w:numId w:val="12"/>
-        </w:numPr>
-      </w:pPr>
-      <w:r>
-        <w:t xml:space="preserve">Economic health score trend </w:t>
-      </w:r>
-    </w:p>
-    <w:p>
-      <w:r>
-        <w:pict w14:anchorId="54789927">
-          <v:rect id="_x0000_i1183" style="width:0;height:1.5pt" o:hralign="center" o:hrstd="t" o:hr="t" fillcolor="#a0a0a0" stroked="f"/>
-        </w:pict>
-      </w:r>
-    </w:p>
+      <w:r>
+        <w:lastRenderedPageBreak/>
+        <w:drawing>
+          <wp:inline distT="0" distB="0" distL="0" distR="0" wp14:anchorId="201B1131" wp14:editId="3F6ABDF7">
+            <wp:extent cx="5943600" cy="2597785"/>
+            <wp:effectExtent l="0" t="0" r="0" b="0"/>
+            <wp:docPr id="680091332" name="Picture 1"/>
+            <wp:cNvGraphicFramePr>
+              <a:graphicFrameLocks xmlns:a="http://schemas.openxmlformats.org/drawingml/2006/main" noChangeAspect="1"/>
+            </wp:cNvGraphicFramePr>
+            <a:graphic xmlns:a="http://schemas.openxmlformats.org/drawingml/2006/main">
+              <a:graphicData uri="http://schemas.openxmlformats.org/drawingml/2006/picture">
+                <pic:pic xmlns:pic="http://schemas.openxmlformats.org/drawingml/2006/picture">
+                  <pic:nvPicPr>
+                    <pic:cNvPr id="680091332" name=""/>
+                    <pic:cNvPicPr/>
+                  </pic:nvPicPr>
+                  <pic:blipFill>
+                    <a:blip r:embed="rId5"/>
+                    <a:stretch>
+                      <a:fillRect/>
+                    </a:stretch>
+                  </pic:blipFill>
+                  <pic:spPr>
+                    <a:xfrm>
+                      <a:off x="0" y="0"/>
+                      <a:ext cx="5943600" cy="2597785"/>
+                    </a:xfrm>
+                    <a:prstGeom prst="rect">
+                      <a:avLst/>
+                    </a:prstGeom>
+                  </pic:spPr>
+                </pic:pic>
+              </a:graphicData>
+            </a:graphic>
+          </wp:inline>
+        </w:drawing>
+      </w:r>
+    </w:p>
+    <w:p>
+      <w:r>
+        <w:drawing>
+          <wp:inline distT="0" distB="0" distL="0" distR="0" wp14:anchorId="7C624C5E" wp14:editId="0325E6D1">
+            <wp:extent cx="5915025" cy="2657475"/>
+            <wp:effectExtent l="0" t="0" r="9525" b="9525"/>
+            <wp:docPr id="1149096739" name="Picture 1"/>
+            <wp:cNvGraphicFramePr>
+              <a:graphicFrameLocks xmlns:a="http://schemas.openxmlformats.org/drawingml/2006/main" noChangeAspect="1"/>
+            </wp:cNvGraphicFramePr>
+            <a:graphic xmlns:a="http://schemas.openxmlformats.org/drawingml/2006/main">
+              <a:graphicData uri="http://schemas.openxmlformats.org/drawingml/2006/picture">
+                <pic:pic xmlns:pic="http://schemas.openxmlformats.org/drawingml/2006/picture">
+                  <pic:nvPicPr>
+                    <pic:cNvPr id="1149096739" name=""/>
+                    <pic:cNvPicPr/>
+                  </pic:nvPicPr>
+                  <pic:blipFill>
+                    <a:blip r:embed="rId6"/>
+                    <a:stretch>
+                      <a:fillRect/>
+                    </a:stretch>
+                  </pic:blipFill>
+                  <pic:spPr>
+                    <a:xfrm>
+                      <a:off x="0" y="0"/>
+                      <a:ext cx="5915882" cy="2657860"/>
+                    </a:xfrm>
+                    <a:prstGeom prst="rect">
+                      <a:avLst/>
+                    </a:prstGeom>
+                  </pic:spPr>
+                </pic:pic>
+              </a:graphicData>
+            </a:graphic>
+          </wp:inline>
+        </w:drawing>
+      </w:r>
+      <w:r>
+        <w:drawing>
+          <wp:inline distT="0" distB="0" distL="0" distR="0" wp14:anchorId="620FF9CF" wp14:editId="17F6422B">
+            <wp:extent cx="5924550" cy="2695575"/>
+            <wp:effectExtent l="0" t="0" r="0" b="9525"/>
+            <wp:docPr id="1589008974" name="Picture 1"/>
+            <wp:cNvGraphicFramePr>
+              <a:graphicFrameLocks xmlns:a="http://schemas.openxmlformats.org/drawingml/2006/main" noChangeAspect="1"/>
+            </wp:cNvGraphicFramePr>
+            <a:graphic xmlns:a="http://schemas.openxmlformats.org/drawingml/2006/main">
+              <a:graphicData uri="http://schemas.openxmlformats.org/drawingml/2006/picture">
+                <pic:pic xmlns:pic="http://schemas.openxmlformats.org/drawingml/2006/picture">
+                  <pic:nvPicPr>
+                    <pic:cNvPr id="1589008974" name=""/>
+                    <pic:cNvPicPr/>
+                  </pic:nvPicPr>
+                  <pic:blipFill>
+                    <a:blip r:embed="rId7"/>
+                    <a:stretch>
+                      <a:fillRect/>
+                    </a:stretch>
+                  </pic:blipFill>
+                  <pic:spPr>
+                    <a:xfrm>
+                      <a:off x="0" y="0"/>
+                      <a:ext cx="5925386" cy="2695955"/>
+                    </a:xfrm>
+                    <a:prstGeom prst="rect">
+                      <a:avLst/>
+                    </a:prstGeom>
+                  </pic:spPr>
+                </pic:pic>
+              </a:graphicData>
+            </a:graphic>
+          </wp:inline>
+        </w:drawing>
+      </w:r>
+    </w:p>
+    <w:p/>
     <w:p>
       <w:pPr>
         <w:rPr>
@@ -1388,7 +1425,13 @@
         </w:numPr>
       </w:pPr>
       <w:r>
-        <w:t xml:space="preserve">Strong long-term growth (6–9%) </w:t>
+        <w:t>Strong long-term growth (6</w:t>
+      </w:r>
+      <w:r>
+        <w:t>-</w:t>
+      </w:r>
+      <w:r>
+        <w:t xml:space="preserve">9%) </w:t>
       </w:r>
     </w:p>
     <w:p>
@@ -1399,7 +1442,13 @@
         </w:numPr>
       </w:pPr>
       <w:r>
-        <w:t xml:space="preserve">Inflation spikes (2010–2013) </w:t>
+        <w:t>Inflation spikes (2010</w:t>
+      </w:r>
+      <w:r>
+        <w:t>-</w:t>
+      </w:r>
+      <w:r>
+        <w:t xml:space="preserve">2013) </w:t>
       </w:r>
     </w:p>
     <w:p>
@@ -1455,58 +1504,121 @@
       </w:r>
     </w:p>
     <w:p>
-      <w:pPr>
-        <w:rPr>
-          <w:b/>
-          <w:bCs/>
-        </w:rPr>
-      </w:pPr>
-      <w:r>
-        <w:rPr>
-          <w:b/>
-          <w:bCs/>
-        </w:rPr>
-        <w:t>Visualization ideas:</w:t>
-      </w:r>
-    </w:p>
-    <w:p>
-      <w:pPr>
-        <w:numPr>
-          <w:ilvl w:val="0"/>
-          <w:numId w:val="14"/>
-        </w:numPr>
-      </w:pPr>
-      <w:r>
-        <w:t xml:space="preserve">GDP vs inflation dual-axis chart </w:t>
-      </w:r>
-    </w:p>
-    <w:p>
-      <w:pPr>
-        <w:numPr>
-          <w:ilvl w:val="0"/>
-          <w:numId w:val="14"/>
-        </w:numPr>
-      </w:pPr>
-      <w:r>
-        <w:t xml:space="preserve">Recovery post-2020 bar chart </w:t>
-      </w:r>
-    </w:p>
-    <w:p>
-      <w:pPr>
-        <w:numPr>
-          <w:ilvl w:val="0"/>
-          <w:numId w:val="14"/>
-        </w:numPr>
-      </w:pPr>
-      <w:r>
-        <w:t xml:space="preserve">Stability score trend line </w:t>
-      </w:r>
-    </w:p>
-    <w:p>
-      <w:r>
-        <w:pict w14:anchorId="31984D4D">
-          <v:rect id="_x0000_i1184" style="width:0;height:1.5pt" o:hralign="center" o:hrstd="t" o:hr="t" fillcolor="#a0a0a0" stroked="f"/>
-        </w:pict>
+      <w:r>
+        <w:drawing>
+          <wp:inline distT="0" distB="0" distL="0" distR="0" wp14:anchorId="3E6A4A51" wp14:editId="0C4BE046">
+            <wp:extent cx="5943600" cy="2439670"/>
+            <wp:effectExtent l="0" t="0" r="0" b="0"/>
+            <wp:docPr id="974576344" name="Picture 1"/>
+            <wp:cNvGraphicFramePr>
+              <a:graphicFrameLocks xmlns:a="http://schemas.openxmlformats.org/drawingml/2006/main" noChangeAspect="1"/>
+            </wp:cNvGraphicFramePr>
+            <a:graphic xmlns:a="http://schemas.openxmlformats.org/drawingml/2006/main">
+              <a:graphicData uri="http://schemas.openxmlformats.org/drawingml/2006/picture">
+                <pic:pic xmlns:pic="http://schemas.openxmlformats.org/drawingml/2006/picture">
+                  <pic:nvPicPr>
+                    <pic:cNvPr id="974576344" name=""/>
+                    <pic:cNvPicPr/>
+                  </pic:nvPicPr>
+                  <pic:blipFill>
+                    <a:blip r:embed="rId8"/>
+                    <a:stretch>
+                      <a:fillRect/>
+                    </a:stretch>
+                  </pic:blipFill>
+                  <pic:spPr>
+                    <a:xfrm>
+                      <a:off x="0" y="0"/>
+                      <a:ext cx="5943600" cy="2439670"/>
+                    </a:xfrm>
+                    <a:prstGeom prst="rect">
+                      <a:avLst/>
+                    </a:prstGeom>
+                  </pic:spPr>
+                </pic:pic>
+              </a:graphicData>
+            </a:graphic>
+          </wp:inline>
+        </w:drawing>
+      </w:r>
+    </w:p>
+    <w:p>
+      <w:r>
+        <w:drawing>
+          <wp:inline distT="0" distB="0" distL="0" distR="0" wp14:anchorId="4F2B4E0D" wp14:editId="44A6A401">
+            <wp:extent cx="5962650" cy="2400300"/>
+            <wp:effectExtent l="0" t="0" r="0" b="0"/>
+            <wp:docPr id="647493168" name="Picture 1"/>
+            <wp:cNvGraphicFramePr>
+              <a:graphicFrameLocks xmlns:a="http://schemas.openxmlformats.org/drawingml/2006/main" noChangeAspect="1"/>
+            </wp:cNvGraphicFramePr>
+            <a:graphic xmlns:a="http://schemas.openxmlformats.org/drawingml/2006/main">
+              <a:graphicData uri="http://schemas.openxmlformats.org/drawingml/2006/picture">
+                <pic:pic xmlns:pic="http://schemas.openxmlformats.org/drawingml/2006/picture">
+                  <pic:nvPicPr>
+                    <pic:cNvPr id="647493168" name=""/>
+                    <pic:cNvPicPr/>
+                  </pic:nvPicPr>
+                  <pic:blipFill>
+                    <a:blip r:embed="rId9"/>
+                    <a:stretch>
+                      <a:fillRect/>
+                    </a:stretch>
+                  </pic:blipFill>
+                  <pic:spPr>
+                    <a:xfrm>
+                      <a:off x="0" y="0"/>
+                      <a:ext cx="5962650" cy="2400300"/>
+                    </a:xfrm>
+                    <a:prstGeom prst="rect">
+                      <a:avLst/>
+                    </a:prstGeom>
+                  </pic:spPr>
+                </pic:pic>
+              </a:graphicData>
+            </a:graphic>
+          </wp:inline>
+        </w:drawing>
+      </w:r>
+    </w:p>
+    <w:p>
+      <w:r>
+        <w:lastRenderedPageBreak/>
+        <w:drawing>
+          <wp:inline distT="0" distB="0" distL="0" distR="0" wp14:anchorId="49065C46" wp14:editId="1242F2B3">
+            <wp:extent cx="5800725" cy="2628900"/>
+            <wp:effectExtent l="0" t="0" r="9525" b="0"/>
+            <wp:docPr id="779786681" name="Picture 1"/>
+            <wp:cNvGraphicFramePr>
+              <a:graphicFrameLocks xmlns:a="http://schemas.openxmlformats.org/drawingml/2006/main" noChangeAspect="1"/>
+            </wp:cNvGraphicFramePr>
+            <a:graphic xmlns:a="http://schemas.openxmlformats.org/drawingml/2006/main">
+              <a:graphicData uri="http://schemas.openxmlformats.org/drawingml/2006/picture">
+                <pic:pic xmlns:pic="http://schemas.openxmlformats.org/drawingml/2006/picture">
+                  <pic:nvPicPr>
+                    <pic:cNvPr id="779786681" name=""/>
+                    <pic:cNvPicPr/>
+                  </pic:nvPicPr>
+                  <pic:blipFill>
+                    <a:blip r:embed="rId10"/>
+                    <a:stretch>
+                      <a:fillRect/>
+                    </a:stretch>
+                  </pic:blipFill>
+                  <pic:spPr>
+                    <a:xfrm>
+                      <a:off x="0" y="0"/>
+                      <a:ext cx="5801542" cy="2629270"/>
+                    </a:xfrm>
+                    <a:prstGeom prst="rect">
+                      <a:avLst/>
+                    </a:prstGeom>
+                  </pic:spPr>
+                </pic:pic>
+              </a:graphicData>
+            </a:graphic>
+          </wp:inline>
+        </w:drawing>
       </w:r>
     </w:p>
     <w:p>
@@ -1608,73 +1720,135 @@
     </w:p>
     <w:p>
       <w:r>
+        <w:t xml:space="preserve">Kenya demonstrates </w:t>
+      </w:r>
+      <w:r>
+        <w:rPr>
+          <w:b/>
+          <w:bCs/>
+        </w:rPr>
+        <w:t>inflation-driven instability and external imbalance risk</w:t>
+      </w:r>
+      <w:r>
+        <w:t>.</w:t>
+      </w:r>
+    </w:p>
+    <w:p>
+      <w:r>
+        <w:drawing>
+          <wp:inline distT="0" distB="0" distL="0" distR="0" wp14:anchorId="0DAAA7DD" wp14:editId="10FBA329">
+            <wp:extent cx="5772150" cy="2667000"/>
+            <wp:effectExtent l="0" t="0" r="0" b="0"/>
+            <wp:docPr id="644949058" name="Picture 1"/>
+            <wp:cNvGraphicFramePr>
+              <a:graphicFrameLocks xmlns:a="http://schemas.openxmlformats.org/drawingml/2006/main" noChangeAspect="1"/>
+            </wp:cNvGraphicFramePr>
+            <a:graphic xmlns:a="http://schemas.openxmlformats.org/drawingml/2006/main">
+              <a:graphicData uri="http://schemas.openxmlformats.org/drawingml/2006/picture">
+                <pic:pic xmlns:pic="http://schemas.openxmlformats.org/drawingml/2006/picture">
+                  <pic:nvPicPr>
+                    <pic:cNvPr id="644949058" name=""/>
+                    <pic:cNvPicPr/>
+                  </pic:nvPicPr>
+                  <pic:blipFill>
+                    <a:blip r:embed="rId11"/>
+                    <a:stretch>
+                      <a:fillRect/>
+                    </a:stretch>
+                  </pic:blipFill>
+                  <pic:spPr>
+                    <a:xfrm>
+                      <a:off x="0" y="0"/>
+                      <a:ext cx="5772958" cy="2667373"/>
+                    </a:xfrm>
+                    <a:prstGeom prst="rect">
+                      <a:avLst/>
+                    </a:prstGeom>
+                  </pic:spPr>
+                </pic:pic>
+              </a:graphicData>
+            </a:graphic>
+          </wp:inline>
+        </w:drawing>
+      </w:r>
+    </w:p>
+    <w:p>
+      <w:r>
         <w:lastRenderedPageBreak/>
-        <w:t xml:space="preserve">Kenya demonstrates </w:t>
-      </w:r>
-      <w:r>
-        <w:rPr>
-          <w:b/>
-          <w:bCs/>
-        </w:rPr>
-        <w:t>inflation-driven instability and external imbalance risk</w:t>
-      </w:r>
-      <w:r>
-        <w:t>.</w:t>
-      </w:r>
-    </w:p>
-    <w:p>
-      <w:pPr>
-        <w:rPr>
-          <w:b/>
-          <w:bCs/>
-        </w:rPr>
-      </w:pPr>
-      <w:r>
-        <w:rPr>
-          <w:b/>
-          <w:bCs/>
-        </w:rPr>
-        <w:t>Visualization ideas:</w:t>
-      </w:r>
-    </w:p>
-    <w:p>
-      <w:pPr>
-        <w:numPr>
-          <w:ilvl w:val="0"/>
-          <w:numId w:val="16"/>
-        </w:numPr>
-      </w:pPr>
-      <w:r>
-        <w:t xml:space="preserve">Inflation spike timeline </w:t>
-      </w:r>
-    </w:p>
-    <w:p>
-      <w:pPr>
-        <w:numPr>
-          <w:ilvl w:val="0"/>
-          <w:numId w:val="16"/>
-        </w:numPr>
-      </w:pPr>
-      <w:r>
-        <w:t xml:space="preserve">Current account deficit trend </w:t>
-      </w:r>
-    </w:p>
-    <w:p>
-      <w:pPr>
-        <w:numPr>
-          <w:ilvl w:val="0"/>
-          <w:numId w:val="16"/>
-        </w:numPr>
-      </w:pPr>
-      <w:r>
-        <w:t xml:space="preserve">Risk score heatmap </w:t>
-      </w:r>
-    </w:p>
-    <w:p>
-      <w:r>
-        <w:pict w14:anchorId="3ADA5E89">
-          <v:rect id="_x0000_i1185" style="width:0;height:1.5pt" o:hralign="center" o:hrstd="t" o:hr="t" fillcolor="#a0a0a0" stroked="f"/>
-        </w:pict>
+        <w:drawing>
+          <wp:inline distT="0" distB="0" distL="0" distR="0" wp14:anchorId="1A142243" wp14:editId="4EEC2E3F">
+            <wp:extent cx="5772150" cy="2733675"/>
+            <wp:effectExtent l="0" t="0" r="0" b="9525"/>
+            <wp:docPr id="2010698589" name="Picture 1"/>
+            <wp:cNvGraphicFramePr>
+              <a:graphicFrameLocks xmlns:a="http://schemas.openxmlformats.org/drawingml/2006/main" noChangeAspect="1"/>
+            </wp:cNvGraphicFramePr>
+            <a:graphic xmlns:a="http://schemas.openxmlformats.org/drawingml/2006/main">
+              <a:graphicData uri="http://schemas.openxmlformats.org/drawingml/2006/picture">
+                <pic:pic xmlns:pic="http://schemas.openxmlformats.org/drawingml/2006/picture">
+                  <pic:nvPicPr>
+                    <pic:cNvPr id="2010698589" name=""/>
+                    <pic:cNvPicPr/>
+                  </pic:nvPicPr>
+                  <pic:blipFill>
+                    <a:blip r:embed="rId12"/>
+                    <a:stretch>
+                      <a:fillRect/>
+                    </a:stretch>
+                  </pic:blipFill>
+                  <pic:spPr>
+                    <a:xfrm>
+                      <a:off x="0" y="0"/>
+                      <a:ext cx="5772959" cy="2734058"/>
+                    </a:xfrm>
+                    <a:prstGeom prst="rect">
+                      <a:avLst/>
+                    </a:prstGeom>
+                  </pic:spPr>
+                </pic:pic>
+              </a:graphicData>
+            </a:graphic>
+          </wp:inline>
+        </w:drawing>
+      </w:r>
+    </w:p>
+    <w:p>
+      <w:r>
+        <w:drawing>
+          <wp:inline distT="0" distB="0" distL="0" distR="0" wp14:anchorId="3DAFD6C7" wp14:editId="48F97EDD">
+            <wp:extent cx="5791200" cy="2552700"/>
+            <wp:effectExtent l="0" t="0" r="0" b="0"/>
+            <wp:docPr id="1085466836" name="Picture 1"/>
+            <wp:cNvGraphicFramePr>
+              <a:graphicFrameLocks xmlns:a="http://schemas.openxmlformats.org/drawingml/2006/main" noChangeAspect="1"/>
+            </wp:cNvGraphicFramePr>
+            <a:graphic xmlns:a="http://schemas.openxmlformats.org/drawingml/2006/main">
+              <a:graphicData uri="http://schemas.openxmlformats.org/drawingml/2006/picture">
+                <pic:pic xmlns:pic="http://schemas.openxmlformats.org/drawingml/2006/picture">
+                  <pic:nvPicPr>
+                    <pic:cNvPr id="1085466836" name=""/>
+                    <pic:cNvPicPr/>
+                  </pic:nvPicPr>
+                  <pic:blipFill>
+                    <a:blip r:embed="rId13"/>
+                    <a:stretch>
+                      <a:fillRect/>
+                    </a:stretch>
+                  </pic:blipFill>
+                  <pic:spPr>
+                    <a:xfrm>
+                      <a:off x="0" y="0"/>
+                      <a:ext cx="5792022" cy="2553062"/>
+                    </a:xfrm>
+                    <a:prstGeom prst="rect">
+                      <a:avLst/>
+                    </a:prstGeom>
+                  </pic:spPr>
+                </pic:pic>
+              </a:graphicData>
+            </a:graphic>
+          </wp:inline>
+        </w:drawing>
       </w:r>
     </w:p>
     <w:p>
@@ -1790,58 +1964,121 @@
       </w:r>
     </w:p>
     <w:p>
-      <w:pPr>
-        <w:rPr>
-          <w:b/>
-          <w:bCs/>
-        </w:rPr>
-      </w:pPr>
-      <w:r>
-        <w:rPr>
-          <w:b/>
-          <w:bCs/>
-        </w:rPr>
-        <w:t>Visualization ideas:</w:t>
-      </w:r>
-    </w:p>
-    <w:p>
-      <w:pPr>
-        <w:numPr>
-          <w:ilvl w:val="0"/>
-          <w:numId w:val="18"/>
-        </w:numPr>
-      </w:pPr>
-      <w:r>
-        <w:t xml:space="preserve">Oil shock period overlays </w:t>
-      </w:r>
-    </w:p>
-    <w:p>
-      <w:pPr>
-        <w:numPr>
-          <w:ilvl w:val="0"/>
-          <w:numId w:val="18"/>
-        </w:numPr>
-      </w:pPr>
-      <w:r>
-        <w:t xml:space="preserve">Inflation vs GDP divergence </w:t>
-      </w:r>
-    </w:p>
-    <w:p>
-      <w:pPr>
-        <w:numPr>
-          <w:ilvl w:val="0"/>
-          <w:numId w:val="18"/>
-        </w:numPr>
-      </w:pPr>
-      <w:r>
-        <w:t xml:space="preserve">Debt vs current account balance </w:t>
-      </w:r>
-    </w:p>
-    <w:p>
-      <w:r>
-        <w:pict w14:anchorId="66698642">
-          <v:rect id="_x0000_i1186" style="width:0;height:1.5pt" o:hralign="center" o:hrstd="t" o:hr="t" fillcolor="#a0a0a0" stroked="f"/>
-        </w:pict>
+      <w:r>
+        <w:lastRenderedPageBreak/>
+        <w:drawing>
+          <wp:inline distT="0" distB="0" distL="0" distR="0" wp14:anchorId="3EA5AB7B" wp14:editId="1DF3C83E">
+            <wp:extent cx="5915025" cy="2667000"/>
+            <wp:effectExtent l="0" t="0" r="9525" b="0"/>
+            <wp:docPr id="942922671" name="Picture 1"/>
+            <wp:cNvGraphicFramePr>
+              <a:graphicFrameLocks xmlns:a="http://schemas.openxmlformats.org/drawingml/2006/main" noChangeAspect="1"/>
+            </wp:cNvGraphicFramePr>
+            <a:graphic xmlns:a="http://schemas.openxmlformats.org/drawingml/2006/main">
+              <a:graphicData uri="http://schemas.openxmlformats.org/drawingml/2006/picture">
+                <pic:pic xmlns:pic="http://schemas.openxmlformats.org/drawingml/2006/picture">
+                  <pic:nvPicPr>
+                    <pic:cNvPr id="942922671" name=""/>
+                    <pic:cNvPicPr/>
+                  </pic:nvPicPr>
+                  <pic:blipFill>
+                    <a:blip r:embed="rId14"/>
+                    <a:stretch>
+                      <a:fillRect/>
+                    </a:stretch>
+                  </pic:blipFill>
+                  <pic:spPr>
+                    <a:xfrm>
+                      <a:off x="0" y="0"/>
+                      <a:ext cx="5915853" cy="2667373"/>
+                    </a:xfrm>
+                    <a:prstGeom prst="rect">
+                      <a:avLst/>
+                    </a:prstGeom>
+                  </pic:spPr>
+                </pic:pic>
+              </a:graphicData>
+            </a:graphic>
+          </wp:inline>
+        </w:drawing>
+      </w:r>
+    </w:p>
+    <w:p>
+      <w:r>
+        <w:drawing>
+          <wp:inline distT="0" distB="0" distL="0" distR="0" wp14:anchorId="744971FB" wp14:editId="57C5FE0A">
+            <wp:extent cx="5943600" cy="2686050"/>
+            <wp:effectExtent l="0" t="0" r="0" b="0"/>
+            <wp:docPr id="1553636385" name="Picture 1"/>
+            <wp:cNvGraphicFramePr>
+              <a:graphicFrameLocks xmlns:a="http://schemas.openxmlformats.org/drawingml/2006/main" noChangeAspect="1"/>
+            </wp:cNvGraphicFramePr>
+            <a:graphic xmlns:a="http://schemas.openxmlformats.org/drawingml/2006/main">
+              <a:graphicData uri="http://schemas.openxmlformats.org/drawingml/2006/picture">
+                <pic:pic xmlns:pic="http://schemas.openxmlformats.org/drawingml/2006/picture">
+                  <pic:nvPicPr>
+                    <pic:cNvPr id="1553636385" name=""/>
+                    <pic:cNvPicPr/>
+                  </pic:nvPicPr>
+                  <pic:blipFill>
+                    <a:blip r:embed="rId15"/>
+                    <a:stretch>
+                      <a:fillRect/>
+                    </a:stretch>
+                  </pic:blipFill>
+                  <pic:spPr>
+                    <a:xfrm>
+                      <a:off x="0" y="0"/>
+                      <a:ext cx="5944432" cy="2686426"/>
+                    </a:xfrm>
+                    <a:prstGeom prst="rect">
+                      <a:avLst/>
+                    </a:prstGeom>
+                  </pic:spPr>
+                </pic:pic>
+              </a:graphicData>
+            </a:graphic>
+          </wp:inline>
+        </w:drawing>
+      </w:r>
+    </w:p>
+    <w:p>
+      <w:r>
+        <w:drawing>
+          <wp:inline distT="0" distB="0" distL="0" distR="0" wp14:anchorId="52F95910" wp14:editId="1460C977">
+            <wp:extent cx="5943600" cy="2488565"/>
+            <wp:effectExtent l="0" t="0" r="0" b="6985"/>
+            <wp:docPr id="171090022" name="Picture 1"/>
+            <wp:cNvGraphicFramePr>
+              <a:graphicFrameLocks xmlns:a="http://schemas.openxmlformats.org/drawingml/2006/main" noChangeAspect="1"/>
+            </wp:cNvGraphicFramePr>
+            <a:graphic xmlns:a="http://schemas.openxmlformats.org/drawingml/2006/main">
+              <a:graphicData uri="http://schemas.openxmlformats.org/drawingml/2006/picture">
+                <pic:pic xmlns:pic="http://schemas.openxmlformats.org/drawingml/2006/picture">
+                  <pic:nvPicPr>
+                    <pic:cNvPr id="171090022" name=""/>
+                    <pic:cNvPicPr/>
+                  </pic:nvPicPr>
+                  <pic:blipFill>
+                    <a:blip r:embed="rId16"/>
+                    <a:stretch>
+                      <a:fillRect/>
+                    </a:stretch>
+                  </pic:blipFill>
+                  <pic:spPr>
+                    <a:xfrm>
+                      <a:off x="0" y="0"/>
+                      <a:ext cx="5943600" cy="2488565"/>
+                    </a:xfrm>
+                    <a:prstGeom prst="rect">
+                      <a:avLst/>
+                    </a:prstGeom>
+                  </pic:spPr>
+                </pic:pic>
+              </a:graphicData>
+            </a:graphic>
+          </wp:inline>
+        </w:drawing>
       </w:r>
     </w:p>
     <w:p>
@@ -1857,6 +2094,7 @@
           <w:b/>
           <w:bCs/>
         </w:rPr>
+        <w:lastRenderedPageBreak/>
         <w:t>🇿🇦</w:t>
       </w:r>
       <w:r>
@@ -1949,73 +2187,150 @@
     </w:p>
     <w:p>
       <w:r>
+        <w:t xml:space="preserve">South Africa shows </w:t>
+      </w:r>
+      <w:r>
+        <w:rPr>
+          <w:b/>
+          <w:bCs/>
+        </w:rPr>
+        <w:t>structural unemployment crisis and low growth trap</w:t>
+      </w:r>
+      <w:r>
+        <w:t>.</w:t>
+      </w:r>
+    </w:p>
+    <w:p>
+      <w:pPr>
+        <w:rPr>
+          <w:b/>
+          <w:bCs/>
+        </w:rPr>
+      </w:pPr>
+      <w:r>
+        <w:rPr>
+          <w:b/>
+          <w:bCs/>
+        </w:rPr>
+        <w:t>Visualization ideas:</w:t>
+      </w:r>
+    </w:p>
+    <w:p>
+      <w:r>
+        <w:drawing>
+          <wp:inline distT="0" distB="0" distL="0" distR="0" wp14:anchorId="440615DD" wp14:editId="4866739F">
+            <wp:extent cx="5943600" cy="2446020"/>
+            <wp:effectExtent l="0" t="0" r="0" b="0"/>
+            <wp:docPr id="1755943531" name="Picture 1"/>
+            <wp:cNvGraphicFramePr>
+              <a:graphicFrameLocks xmlns:a="http://schemas.openxmlformats.org/drawingml/2006/main" noChangeAspect="1"/>
+            </wp:cNvGraphicFramePr>
+            <a:graphic xmlns:a="http://schemas.openxmlformats.org/drawingml/2006/main">
+              <a:graphicData uri="http://schemas.openxmlformats.org/drawingml/2006/picture">
+                <pic:pic xmlns:pic="http://schemas.openxmlformats.org/drawingml/2006/picture">
+                  <pic:nvPicPr>
+                    <pic:cNvPr id="1755943531" name=""/>
+                    <pic:cNvPicPr/>
+                  </pic:nvPicPr>
+                  <pic:blipFill>
+                    <a:blip r:embed="rId17"/>
+                    <a:stretch>
+                      <a:fillRect/>
+                    </a:stretch>
+                  </pic:blipFill>
+                  <pic:spPr>
+                    <a:xfrm>
+                      <a:off x="0" y="0"/>
+                      <a:ext cx="5943600" cy="2446020"/>
+                    </a:xfrm>
+                    <a:prstGeom prst="rect">
+                      <a:avLst/>
+                    </a:prstGeom>
+                  </pic:spPr>
+                </pic:pic>
+              </a:graphicData>
+            </a:graphic>
+          </wp:inline>
+        </w:drawing>
+      </w:r>
+    </w:p>
+    <w:p>
+      <w:r>
+        <w:drawing>
+          <wp:inline distT="0" distB="0" distL="0" distR="0" wp14:anchorId="5312DAD8" wp14:editId="0D6ED0A7">
+            <wp:extent cx="5943600" cy="2447925"/>
+            <wp:effectExtent l="0" t="0" r="0" b="9525"/>
+            <wp:docPr id="587462100" name="Picture 1"/>
+            <wp:cNvGraphicFramePr>
+              <a:graphicFrameLocks xmlns:a="http://schemas.openxmlformats.org/drawingml/2006/main" noChangeAspect="1"/>
+            </wp:cNvGraphicFramePr>
+            <a:graphic xmlns:a="http://schemas.openxmlformats.org/drawingml/2006/main">
+              <a:graphicData uri="http://schemas.openxmlformats.org/drawingml/2006/picture">
+                <pic:pic xmlns:pic="http://schemas.openxmlformats.org/drawingml/2006/picture">
+                  <pic:nvPicPr>
+                    <pic:cNvPr id="587462100" name=""/>
+                    <pic:cNvPicPr/>
+                  </pic:nvPicPr>
+                  <pic:blipFill>
+                    <a:blip r:embed="rId18"/>
+                    <a:stretch>
+                      <a:fillRect/>
+                    </a:stretch>
+                  </pic:blipFill>
+                  <pic:spPr>
+                    <a:xfrm>
+                      <a:off x="0" y="0"/>
+                      <a:ext cx="5943600" cy="2447925"/>
+                    </a:xfrm>
+                    <a:prstGeom prst="rect">
+                      <a:avLst/>
+                    </a:prstGeom>
+                  </pic:spPr>
+                </pic:pic>
+              </a:graphicData>
+            </a:graphic>
+          </wp:inline>
+        </w:drawing>
+      </w:r>
+    </w:p>
+    <w:p>
+      <w:r>
         <w:lastRenderedPageBreak/>
-        <w:t xml:space="preserve">South Africa shows </w:t>
-      </w:r>
-      <w:r>
-        <w:rPr>
-          <w:b/>
-          <w:bCs/>
-        </w:rPr>
-        <w:t>structural unemployment crisis and low growth trap</w:t>
-      </w:r>
-      <w:r>
-        <w:t>.</w:t>
-      </w:r>
-    </w:p>
-    <w:p>
-      <w:pPr>
-        <w:rPr>
-          <w:b/>
-          <w:bCs/>
-        </w:rPr>
-      </w:pPr>
-      <w:r>
-        <w:rPr>
-          <w:b/>
-          <w:bCs/>
-        </w:rPr>
-        <w:t>Visualization ideas:</w:t>
-      </w:r>
-    </w:p>
-    <w:p>
-      <w:pPr>
-        <w:numPr>
-          <w:ilvl w:val="0"/>
-          <w:numId w:val="20"/>
-        </w:numPr>
-      </w:pPr>
-      <w:r>
-        <w:t xml:space="preserve">Unemployment trend chart (key visual) </w:t>
-      </w:r>
-    </w:p>
-    <w:p>
-      <w:pPr>
-        <w:numPr>
-          <w:ilvl w:val="0"/>
-          <w:numId w:val="20"/>
-        </w:numPr>
-      </w:pPr>
-      <w:r>
-        <w:t xml:space="preserve">GDP stagnation line chart </w:t>
-      </w:r>
-    </w:p>
-    <w:p>
-      <w:pPr>
-        <w:numPr>
-          <w:ilvl w:val="0"/>
-          <w:numId w:val="20"/>
-        </w:numPr>
-      </w:pPr>
-      <w:r>
-        <w:t xml:space="preserve">Debt accumulation curve </w:t>
-      </w:r>
-    </w:p>
-    <w:p>
-      <w:r>
-        <w:pict w14:anchorId="79507FAB">
-          <v:rect id="_x0000_i1187" style="width:0;height:1.5pt" o:hralign="center" o:hrstd="t" o:hr="t" fillcolor="#a0a0a0" stroked="f"/>
-        </w:pict>
+        <w:drawing>
+          <wp:inline distT="0" distB="0" distL="0" distR="0" wp14:anchorId="2EE3716A" wp14:editId="119A39D2">
+            <wp:extent cx="5943600" cy="2510155"/>
+            <wp:effectExtent l="0" t="0" r="0" b="4445"/>
+            <wp:docPr id="1982559792" name="Picture 1"/>
+            <wp:cNvGraphicFramePr>
+              <a:graphicFrameLocks xmlns:a="http://schemas.openxmlformats.org/drawingml/2006/main" noChangeAspect="1"/>
+            </wp:cNvGraphicFramePr>
+            <a:graphic xmlns:a="http://schemas.openxmlformats.org/drawingml/2006/main">
+              <a:graphicData uri="http://schemas.openxmlformats.org/drawingml/2006/picture">
+                <pic:pic xmlns:pic="http://schemas.openxmlformats.org/drawingml/2006/picture">
+                  <pic:nvPicPr>
+                    <pic:cNvPr id="1982559792" name=""/>
+                    <pic:cNvPicPr/>
+                  </pic:nvPicPr>
+                  <pic:blipFill>
+                    <a:blip r:embed="rId19"/>
+                    <a:stretch>
+                      <a:fillRect/>
+                    </a:stretch>
+                  </pic:blipFill>
+                  <pic:spPr>
+                    <a:xfrm>
+                      <a:off x="0" y="0"/>
+                      <a:ext cx="5943600" cy="2510155"/>
+                    </a:xfrm>
+                    <a:prstGeom prst="rect">
+                      <a:avLst/>
+                    </a:prstGeom>
+                  </pic:spPr>
+                </pic:pic>
+              </a:graphicData>
+            </a:graphic>
+          </wp:inline>
+        </w:drawing>
       </w:r>
     </w:p>
     <w:p>
@@ -2082,13 +2397,6 @@
       </w:r>
     </w:p>
     <w:p>
-      <w:r>
-        <w:pict w14:anchorId="203EC054">
-          <v:rect id="_x0000_i1188" style="width:0;height:1.5pt" o:hralign="center" o:hrstd="t" o:hr="t" fillcolor="#a0a0a0" stroked="f"/>
-        </w:pict>
-      </w:r>
-    </w:p>
-    <w:p>
       <w:pPr>
         <w:rPr>
           <w:b/>
@@ -2159,13 +2467,6 @@
       </w:r>
     </w:p>
     <w:p>
-      <w:r>
-        <w:pict w14:anchorId="22651E13">
-          <v:rect id="_x0000_i1189" style="width:0;height:1.5pt" o:hralign="center" o:hrstd="t" o:hr="t" fillcolor="#a0a0a0" stroked="f"/>
-        </w:pict>
-      </w:r>
-    </w:p>
-    <w:p>
       <w:pPr>
         <w:rPr>
           <w:b/>
@@ -2214,13 +2515,6 @@
       </w:r>
     </w:p>
     <w:p>
-      <w:r>
-        <w:pict w14:anchorId="1C3F844A">
-          <v:rect id="_x0000_i1190" style="width:0;height:1.5pt" o:hralign="center" o:hrstd="t" o:hr="t" fillcolor="#a0a0a0" stroked="f"/>
-        </w:pict>
-      </w:r>
-    </w:p>
-    <w:p>
       <w:pPr>
         <w:rPr>
           <w:b/>
@@ -2254,42 +2548,28 @@
         </w:numPr>
       </w:pPr>
       <w:r>
+        <w:t xml:space="preserve">Brazil and South Africa show strongest fiscal pressure </w:t>
+      </w:r>
+    </w:p>
+    <w:p>
+      <w:pPr>
+        <w:rPr>
+          <w:b/>
+          <w:bCs/>
+        </w:rPr>
+      </w:pPr>
+      <w:r>
+        <w:rPr>
+          <w:b/>
+          <w:bCs/>
+        </w:rPr>
         <w:lastRenderedPageBreak/>
-        <w:t xml:space="preserve">Brazil and South Africa show strongest fiscal pressure </w:t>
-      </w:r>
-    </w:p>
-    <w:p>
-      <w:r>
-        <w:pict w14:anchorId="4BC2C600">
-          <v:rect id="_x0000_i1191" style="width:0;height:1.5pt" o:hralign="center" o:hrstd="t" o:hr="t" fillcolor="#a0a0a0" stroked="f"/>
-        </w:pict>
-      </w:r>
-    </w:p>
-    <w:p>
-      <w:pPr>
-        <w:rPr>
-          <w:b/>
-          <w:bCs/>
-        </w:rPr>
-      </w:pPr>
-      <w:r>
-        <w:rPr>
-          <w:b/>
-          <w:bCs/>
-        </w:rPr>
         <w:t>7. Suggested Dashboard Visualizations</w:t>
       </w:r>
     </w:p>
     <w:p>
       <w:r>
         <w:t>You can build these in Power BI / Tableau / Streamlit:</w:t>
-      </w:r>
-    </w:p>
-    <w:p>
-      <w:r>
-        <w:pict w14:anchorId="0A32D3E8">
-          <v:rect id="_x0000_i1192" style="width:0;height:1.5pt" o:hralign="center" o:hrstd="t" o:hr="t" fillcolor="#a0a0a0" stroked="f"/>
-        </w:pict>
       </w:r>
     </w:p>
     <w:p>
@@ -2341,13 +2621,6 @@
       </w:r>
     </w:p>
     <w:p>
-      <w:r>
-        <w:pict w14:anchorId="5AF81FF4">
-          <v:rect id="_x0000_i1193" style="width:0;height:1.5pt" o:hralign="center" o:hrstd="t" o:hr="t" fillcolor="#a0a0a0" stroked="f"/>
-        </w:pict>
-      </w:r>
-    </w:p>
-    <w:p>
       <w:pPr>
         <w:rPr>
           <w:b/>
@@ -2396,13 +2669,6 @@
       </w:r>
     </w:p>
     <w:p>
-      <w:r>
-        <w:pict w14:anchorId="7BEEC813">
-          <v:rect id="_x0000_i1194" style="width:0;height:1.5pt" o:hralign="center" o:hrstd="t" o:hr="t" fillcolor="#a0a0a0" stroked="f"/>
-        </w:pict>
-      </w:r>
-    </w:p>
-    <w:p>
       <w:pPr>
         <w:rPr>
           <w:b/>
@@ -2457,13 +2723,6 @@
     </w:p>
     <w:p>
       <w:r>
-        <w:pict w14:anchorId="127E8B73">
-          <v:rect id="_x0000_i1195" style="width:0;height:1.5pt" o:hralign="center" o:hrstd="t" o:hr="t" fillcolor="#a0a0a0" stroked="f"/>
-        </w:pict>
-      </w:r>
-    </w:p>
-    <w:p>
-      <w:r>
         <w:rPr>
           <w:b/>
           <w:bCs/>
@@ -2505,10 +2764,84 @@
       </w:r>
     </w:p>
     <w:p>
-      <w:r>
-        <w:pict w14:anchorId="1BB868B6">
-          <v:rect id="_x0000_i1196" style="width:0;height:1.5pt" o:hralign="center" o:hrstd="t" o:hr="t" fillcolor="#a0a0a0" stroked="f"/>
-        </w:pict>
+      <w:pPr>
+        <w:rPr>
+          <w:b/>
+          <w:bCs/>
+        </w:rPr>
+      </w:pPr>
+      <w:r>
+        <w:rPr>
+          <w:b/>
+          <w:bCs/>
+        </w:rPr>
+        <w:t xml:space="preserve">8. Key Findings </w:t>
+      </w:r>
+    </w:p>
+    <w:p>
+      <w:pPr>
+        <w:rPr>
+          <w:b/>
+          <w:bCs/>
+        </w:rPr>
+      </w:pPr>
+      <w:r>
+        <w:rPr>
+          <w:b/>
+          <w:bCs/>
+        </w:rPr>
+        <w:t>1. Structural Risk Dominates</w:t>
+      </w:r>
+    </w:p>
+    <w:p>
+      <w:r>
+        <w:t xml:space="preserve">All countries show persistent HIGH-RISK classification </w:t>
+      </w:r>
+      <w:r>
+        <w:t>-</w:t>
+      </w:r>
+      <w:r>
+        <w:t xml:space="preserve"> not cyclical but structural.</w:t>
+      </w:r>
+    </w:p>
+    <w:p>
+      <w:pPr>
+        <w:rPr>
+          <w:b/>
+          <w:bCs/>
+        </w:rPr>
+      </w:pPr>
+      <w:r>
+        <w:rPr>
+          <w:b/>
+          <w:bCs/>
+        </w:rPr>
+        <w:t>2. Inflation is the Primary Instability Driver</w:t>
+      </w:r>
+    </w:p>
+    <w:p>
+      <w:r>
+        <w:t>Especially in Kenya and Nigeria.</w:t>
+      </w:r>
+    </w:p>
+    <w:p>
+      <w:pPr>
+        <w:rPr>
+          <w:b/>
+          <w:bCs/>
+        </w:rPr>
+      </w:pPr>
+      <w:r>
+        <w:rPr>
+          <w:b/>
+          <w:bCs/>
+        </w:rPr>
+        <w:t>3. South Africa is a Labor Market Crisis Economy</w:t>
+      </w:r>
+    </w:p>
+    <w:p>
+      <w:r>
+        <w:t>Unemployment is the strongest negative structural indicator.</w:t>
       </w:r>
     </w:p>
     <w:p>
@@ -2524,93 +2857,6 @@
           <w:bCs/>
         </w:rPr>
         <w:lastRenderedPageBreak/>
-        <w:t xml:space="preserve">8. Key Findings </w:t>
-      </w:r>
-    </w:p>
-    <w:p>
-      <w:pPr>
-        <w:rPr>
-          <w:b/>
-          <w:bCs/>
-        </w:rPr>
-      </w:pPr>
-      <w:r>
-        <w:rPr>
-          <w:b/>
-          <w:bCs/>
-        </w:rPr>
-        <w:t>1. Structural Risk Dominates</w:t>
-      </w:r>
-    </w:p>
-    <w:p>
-      <w:r>
-        <w:t xml:space="preserve">All countries show persistent </w:t>
-      </w:r>
-      <w:r>
-        <w:t>HIGH-RISK</w:t>
-      </w:r>
-      <w:r>
-        <w:t xml:space="preserve"> classification </w:t>
-      </w:r>
-      <w:r>
-        <w:t>-</w:t>
-      </w:r>
-      <w:r>
-        <w:t xml:space="preserve"> not cyclical but structural.</w:t>
-      </w:r>
-    </w:p>
-    <w:p>
-      <w:pPr>
-        <w:rPr>
-          <w:b/>
-          <w:bCs/>
-        </w:rPr>
-      </w:pPr>
-      <w:r>
-        <w:rPr>
-          <w:b/>
-          <w:bCs/>
-        </w:rPr>
-        <w:t>2. Inflation is the Primary Instability Driver</w:t>
-      </w:r>
-    </w:p>
-    <w:p>
-      <w:r>
-        <w:t>Especially in Kenya and Nigeria.</w:t>
-      </w:r>
-    </w:p>
-    <w:p>
-      <w:pPr>
-        <w:rPr>
-          <w:b/>
-          <w:bCs/>
-        </w:rPr>
-      </w:pPr>
-      <w:r>
-        <w:rPr>
-          <w:b/>
-          <w:bCs/>
-        </w:rPr>
-        <w:t>3. South Africa is a Labor Market Crisis Economy</w:t>
-      </w:r>
-    </w:p>
-    <w:p>
-      <w:r>
-        <w:t>Unemployment is the strongest negative structural indicator.</w:t>
-      </w:r>
-    </w:p>
-    <w:p>
-      <w:pPr>
-        <w:rPr>
-          <w:b/>
-          <w:bCs/>
-        </w:rPr>
-      </w:pPr>
-      <w:r>
-        <w:rPr>
-          <w:b/>
-          <w:bCs/>
-        </w:rPr>
         <w:t>4. India is the Most Resilient Economy</w:t>
       </w:r>
     </w:p>
@@ -2637,13 +2883,6 @@
     <w:p>
       <w:r>
         <w:t>All economies show fiscal expansion pressures.</w:t>
-      </w:r>
-    </w:p>
-    <w:p>
-      <w:r>
-        <w:pict w14:anchorId="0C95CEDC">
-          <v:rect id="_x0000_i1197" style="width:0;height:1.5pt" o:hralign="center" o:hrstd="t" o:hr="t" fillcolor="#a0a0a0" stroked="f"/>
-        </w:pict>
       </w:r>
     </w:p>
     <w:p>
@@ -2732,209 +2971,32 @@
       </w:r>
     </w:p>
     <w:p>
-      <w:r>
-        <w:pict w14:anchorId="6A2D7EFF">
-          <v:rect id="_x0000_i1198" style="width:0;height:1.5pt" o:hralign="center" o:hrstd="t" o:hr="t" fillcolor="#a0a0a0" stroked="f"/>
-        </w:pict>
-      </w:r>
-    </w:p>
-    <w:p>
-      <w:pPr>
-        <w:rPr>
-          <w:b/>
-          <w:bCs/>
-        </w:rPr>
-      </w:pPr>
-      <w:r>
-        <w:rPr>
-          <w:b/>
-          <w:bCs/>
-        </w:rPr>
-        <w:t xml:space="preserve">10. Data Engineering Value </w:t>
-      </w:r>
-    </w:p>
-    <w:p>
-      <w:r>
-        <w:t>This project demonstrates:</w:t>
-      </w:r>
-    </w:p>
-    <w:p>
-      <w:pPr>
-        <w:rPr>
-          <w:b/>
-          <w:bCs/>
-        </w:rPr>
-      </w:pPr>
-      <w:r>
-        <w:rPr>
-          <w:b/>
-          <w:bCs/>
-        </w:rPr>
-        <w:t>Data Engineering</w:t>
-      </w:r>
-    </w:p>
-    <w:p>
-      <w:pPr>
-        <w:numPr>
-          <w:ilvl w:val="0"/>
-          <w:numId w:val="30"/>
-        </w:numPr>
-      </w:pPr>
-      <w:r>
-        <w:t xml:space="preserve">Bronze </w:t>
-      </w:r>
-      <w:r>
-        <w:t>-</w:t>
-      </w:r>
-      <w:r>
-        <w:t xml:space="preserve"> Silver </w:t>
-      </w:r>
-      <w:r>
-        <w:t>-</w:t>
-      </w:r>
-      <w:r>
-        <w:t xml:space="preserve"> Gold architecture </w:t>
-      </w:r>
-    </w:p>
-    <w:p>
-      <w:pPr>
-        <w:numPr>
-          <w:ilvl w:val="0"/>
-          <w:numId w:val="30"/>
-        </w:numPr>
-      </w:pPr>
-      <w:r>
-        <w:t xml:space="preserve">Cross-source integration (World Bank + IMF) </w:t>
-      </w:r>
-    </w:p>
-    <w:p>
-      <w:pPr>
-        <w:numPr>
-          <w:ilvl w:val="0"/>
-          <w:numId w:val="30"/>
-        </w:numPr>
-      </w:pPr>
-      <w:r>
-        <w:t xml:space="preserve">Wide-to-long transformations </w:t>
-      </w:r>
-    </w:p>
-    <w:p>
-      <w:pPr>
-        <w:rPr>
-          <w:b/>
-          <w:bCs/>
-        </w:rPr>
-      </w:pPr>
-      <w:r>
-        <w:rPr>
-          <w:b/>
-          <w:bCs/>
-        </w:rPr>
-        <w:lastRenderedPageBreak/>
-        <w:t>Analytics Engineering</w:t>
-      </w:r>
-    </w:p>
-    <w:p>
-      <w:pPr>
-        <w:numPr>
-          <w:ilvl w:val="0"/>
-          <w:numId w:val="31"/>
-        </w:numPr>
-      </w:pPr>
-      <w:r>
-        <w:t xml:space="preserve">KPI design (health score, stability score) </w:t>
-      </w:r>
-    </w:p>
-    <w:p>
-      <w:pPr>
-        <w:numPr>
-          <w:ilvl w:val="0"/>
-          <w:numId w:val="31"/>
-        </w:numPr>
-      </w:pPr>
-      <w:r>
-        <w:t xml:space="preserve">Risk modeling layer </w:t>
-      </w:r>
-    </w:p>
-    <w:p>
-      <w:pPr>
-        <w:numPr>
-          <w:ilvl w:val="0"/>
-          <w:numId w:val="31"/>
-        </w:numPr>
-      </w:pPr>
-      <w:r>
-        <w:t xml:space="preserve">Time-series analytics </w:t>
-      </w:r>
-    </w:p>
-    <w:p>
-      <w:pPr>
-        <w:rPr>
-          <w:b/>
-          <w:bCs/>
-        </w:rPr>
-      </w:pPr>
-      <w:r>
-        <w:rPr>
-          <w:b/>
-          <w:bCs/>
-        </w:rPr>
-        <w:t>BI Readiness</w:t>
-      </w:r>
-    </w:p>
-    <w:p>
-      <w:pPr>
-        <w:numPr>
-          <w:ilvl w:val="0"/>
-          <w:numId w:val="32"/>
-        </w:numPr>
-      </w:pPr>
-      <w:r>
-        <w:t xml:space="preserve">Fully exportable datasets </w:t>
-      </w:r>
-    </w:p>
-    <w:p>
-      <w:pPr>
-        <w:numPr>
-          <w:ilvl w:val="0"/>
-          <w:numId w:val="32"/>
-        </w:numPr>
-      </w:pPr>
-      <w:r>
-        <w:t xml:space="preserve">Dashboard-ready structure </w:t>
-      </w:r>
-    </w:p>
-    <w:p>
-      <w:pPr>
-        <w:numPr>
-          <w:ilvl w:val="0"/>
-          <w:numId w:val="32"/>
-        </w:numPr>
-      </w:pPr>
-      <w:r>
-        <w:t xml:space="preserve">Interpretable metrics </w:t>
-      </w:r>
-    </w:p>
-    <w:p>
-      <w:r>
-        <w:pict w14:anchorId="6E6DFBDD">
-          <v:rect id="_x0000_i1199" style="width:0;height:1.5pt" o:hralign="center" o:hrstd="t" o:hr="t" fillcolor="#a0a0a0" stroked="f"/>
-        </w:pict>
-      </w:r>
-    </w:p>
-    <w:p>
-      <w:pPr>
-        <w:rPr>
-          <w:b/>
-          <w:bCs/>
-        </w:rPr>
-      </w:pPr>
-      <w:r>
-        <w:rPr>
-          <w:b/>
-          <w:bCs/>
-        </w:rPr>
-        <w:t>11. Conclusion</w:t>
+      <w:pPr>
+        <w:rPr>
+          <w:b/>
+          <w:bCs/>
+        </w:rPr>
+      </w:pPr>
+      <w:r>
+        <w:rPr>
+          <w:b/>
+          <w:bCs/>
+        </w:rPr>
+        <w:t>1</w:t>
+      </w:r>
+      <w:r>
+        <w:rPr>
+          <w:b/>
+          <w:bCs/>
+        </w:rPr>
+        <w:t>0</w:t>
+      </w:r>
+      <w:r>
+        <w:rPr>
+          <w:b/>
+          <w:bCs/>
+        </w:rPr>
+        <w:t>. Conclusion</w:t>
       </w:r>
     </w:p>
     <w:p>
@@ -8600,6 +8662,7 @@
   <w:style w:type="character" w:default="1" w:styleId="DefaultParagraphFont">
     <w:name w:val="Default Paragraph Font"/>
     <w:uiPriority w:val="1"/>
+    <w:semiHidden/>
     <w:unhideWhenUsed/>
   </w:style>
   <w:style w:type="table" w:default="1" w:styleId="TableNormal">
